--- a/public/temas/ejercicio-1/ESQUEMA TEMA 28.docx
+++ b/public/temas/ejercicio-1/ESQUEMA TEMA 28.docx
@@ -2106,7 +2106,7 @@
           <w:b/>
           <w:sz w:val="22"/>
         </w:rPr>
-        <w:t>98%</w:t>
+        <w:t>98 %</w:t>
       </w:r>
       <w:r>
         <w:rPr>
@@ -2982,7 +2982,7 @@
           <w:rFonts w:ascii="Cambria" w:hAnsi="Cambria" w:cs="Cambria" w:eastAsia="Cambria"/>
           <w:sz w:val="22"/>
         </w:rPr>
-        <w:t xml:space="preserve"> del valor (hasta 600%)</w:t>
+        <w:t xml:space="preserve"> del valor (hasta 600 %)</w:t>
       </w:r>
     </w:p>
     <w:p>
@@ -3123,7 +3123,7 @@
           <w:b/>
           <w:sz w:val="22"/>
         </w:rPr>
-        <w:t>200% a 225%</w:t>
+        <w:t>200 % a 225 %</w:t>
       </w:r>
     </w:p>
     <w:p>
@@ -3145,7 +3145,7 @@
           <w:b/>
           <w:sz w:val="22"/>
         </w:rPr>
-        <w:t>225% a 275%</w:t>
+        <w:t>225 % a 275 %</w:t>
       </w:r>
     </w:p>
     <w:p>
@@ -3167,7 +3167,7 @@
           <w:b/>
           <w:sz w:val="22"/>
         </w:rPr>
-        <w:t>275% a 350%</w:t>
+        <w:t>275 % a 350 %</w:t>
       </w:r>
     </w:p>
     <w:p>
